--- a/samples/otkaz_strahovka.docx
+++ b/samples/otkaz_strahovka.docx
@@ -125,7 +125,7 @@
           <w:b w:val="0"/>
           <w:sz w:val="24"/>
         </w:rPr>
-        <w:t>23.09.2026 между мной и ООО СК «Надёжная Жизнь» заключён договор добровольного страхования (полис № НЖ-123456789) в связи с заключением кредитного договора: ПАО «Банк», кредитный договор № 625/0000-0000000. Страховая премия в размере 48 000 руб. уплачена.</w:t>
+        <w:t>24.09.2026 между мной и ООО СК «Надёжная Жизнь» заключён договор добровольного страхования (полис № НЖ-123456789). Страховая премия в размере 48 000 руб. уплачена.</w:t>
       </w:r>
     </w:p>
     <w:p>
@@ -140,7 +140,7 @@
           <w:b w:val="0"/>
           <w:sz w:val="24"/>
         </w:rPr>
-        <w:t>В соответствии с Указанием Банка России от 20.11.2015 № 3854-У «О минимальных (стандартных) требованиях к условиям и порядку осуществления отдельных видов добровольного страхования» и ст. 7 Федерального закона от 21.12.2013 № 353-ФЗ «О потребительском кредите (займе)» отказываюсь от указанного договора страхования в установленный срок.</w:t>
+        <w:t>В соответствии с Указанием Банка России от 20.11.2015 № 3854-У «О минимальных (стандартных) требованиях к условиям и порядку осуществления отдельных видов добровольного страхования» отказываюсь от указанного договора страхования в течение четырнадцати календарных дней со дня его заключения.</w:t>
       </w:r>
     </w:p>
     <w:p>
@@ -155,7 +155,7 @@
           <w:b w:val="0"/>
           <w:sz w:val="24"/>
         </w:rPr>
-        <w:t>Прошу вернуть уплаченную страховую премию в полном объёме (а если договор вступил в силу — за вычетом части премии пропорционально сроку его действия) в срок не более 10 рабочих дней со дня получения настоящего заявления по реквизитам:</w:t>
+        <w:t>Прошу вернуть уплаченную страховую премию — в полном объёме, если на дату отказа договор ещё не вступил в силу, либо за вычетом её части, пропорциональной сроку действия договора, — в срок не более 10 рабочих дней со дня получения настоящего заявления по реквизитам:</w:t>
       </w:r>
     </w:p>
     <w:p>
@@ -183,7 +183,7 @@
           <w:b w:val="0"/>
           <w:sz w:val="24"/>
         </w:rPr>
-        <w:t>Страховых случаев по договору не было.</w:t>
+        <w:t>События, имеющие признаки страхового случая, не наступали.</w:t>
       </w:r>
     </w:p>
     <w:p>
@@ -223,7 +223,7 @@
           <w:b w:val="0"/>
           <w:sz w:val="24"/>
         </w:rPr>
-        <w:t>2. Копия документа об оплате премии.</w:t>
+        <w:t>2. Копия документа об оплате.</w:t>
       </w:r>
     </w:p>
     <w:p>
@@ -252,7 +252,7 @@
           <w:b w:val="0"/>
           <w:sz w:val="24"/>
         </w:rPr>
-        <w:t>29.09.2026</w:t>
+        <w:t>30.09.2026</w:t>
         <w:tab/>
         <w:t>____________ / Иванов И. И.</w:t>
       </w:r>

--- a/samples/otkaz_strahovka.docx
+++ b/samples/otkaz_strahovka.docx
@@ -87,6 +87,7 @@
     </w:p>
     <w:p>
       <w:pPr>
+        <w:keepNext/>
         <w:spacing w:before="280"/>
         <w:jc w:val="center"/>
       </w:pPr>
@@ -101,6 +102,7 @@
     </w:p>
     <w:p>
       <w:pPr>
+        <w:keepNext/>
         <w:spacing w:after="120"/>
         <w:jc w:val="center"/>
       </w:pPr>
@@ -188,6 +190,7 @@
     </w:p>
     <w:p>
       <w:pPr>
+        <w:keepNext/>
         <w:spacing w:before="160"/>
         <w:jc w:val="both"/>
       </w:pPr>
@@ -228,6 +231,7 @@
     </w:p>
     <w:p>
       <w:pPr>
+        <w:keepNext/>
         <w:jc w:val="both"/>
       </w:pPr>
       <w:r>
@@ -653,11 +657,13 @@
     <w:qFormat/>
     <w:rsid w:val="00FC693F"/>
     <w:pPr>
+      <w:widowControl/>
       <w:spacing w:after="0" w:before="0" w:line="276" w:lineRule="auto"/>
     </w:pPr>
     <w:rPr>
       <w:rFonts w:ascii="Times New Roman" w:hAnsi="Times New Roman"/>
       <w:sz w:val="24"/>
+      <w:lang w:val="ru-RU" w:eastAsia="ru-RU" w:bidi="ru-RU"/>
     </w:rPr>
   </w:style>
   <w:style w:type="paragraph" w:styleId="Header">
